--- a/docs/ARTICLES/EN/BOUND_METHODS_IN_ISO_C_VIA_TRAMPOLINES.docx
+++ b/docs/ARTICLES/EN/BOUND_METHODS_IN_ISO_C_VIA_TRAMPOLINES.docx
@@ -39,10 +39,10 @@
       </w:r>
       <w:r>
         <w:object w:dxaOrig="8524" w:dyaOrig="9759" w14:anchorId="376257C2">
-          <v:shape id="ole_rId2" o:spid="_x0000_i1029" type="#_x0000_t75" style="width:426.2pt;height:488.45pt;visibility:visible;mso-wrap-distance-right:0;mso-wrap-distance-bottom:4pt" o:ole="">
+          <v:shape id="ole_rId2" o:spid="_x0000_i1025" type="#_x0000_t75" style="width:426.1pt;height:488.4pt;visibility:visible;mso-wrap-distance-right:0;mso-wrap-distance-bottom:4pt" o:ole="">
             <v:imagedata r:id="rId7" o:title=""/>
           </v:shape>
-          <o:OLEObject Type="Embed" ProgID="StaticMetafile" ShapeID="ole_rId2" DrawAspect="Content" ObjectID="_1851602508" r:id="rId8"/>
+          <o:OLEObject Type="Embed" ProgID="StaticMetafile" ShapeID="ole_rId2" DrawAspect="Content" ObjectID="_1852538063" r:id="rId8"/>
         </w:object>
       </w:r>
     </w:p>
@@ -314,7 +314,8 @@
         </w:rPr>
         <w:sectPr>
           <w:headerReference w:type="even" r:id="rId9"/>
-          <w:headerReference w:type="first" r:id="rId10"/>
+          <w:headerReference w:type="default" r:id="rId10"/>
+          <w:headerReference w:type="first" r:id="rId11"/>
           <w:pgSz w:w="12240" w:h="15840"/>
           <w:pgMar w:top="1134" w:right="1134" w:bottom="1134" w:left="1134" w:header="0" w:footer="0" w:gutter="0"/>
           <w:cols w:space="708"/>
@@ -8402,36 +8403,8 @@
                 <w:color w:val="808080"/>
                 <w:sz w:val="19"/>
               </w:rPr>
-              <w:t xml:space="preserve"> </w:t>
-            </w:r>
-            <w:proofErr w:type="spellStart"/>
-            <w:r>
-              <w:rPr>
-                <w:rFonts w:ascii="Consolas" w:eastAsia="Consolas" w:hAnsi="Consolas" w:cs="Consolas"/>
-                <w:color w:val="808080"/>
-                <w:sz w:val="19"/>
-              </w:rPr>
-              <w:t>to</w:t>
-            </w:r>
-            <w:proofErr w:type="spellEnd"/>
-            <w:r>
-              <w:rPr>
-                <w:rFonts w:ascii="Consolas" w:eastAsia="Consolas" w:hAnsi="Consolas" w:cs="Consolas"/>
-                <w:color w:val="808080"/>
-                <w:sz w:val="19"/>
-              </w:rPr>
-              <w:t xml:space="preserve"> </w:t>
-            </w:r>
-            <w:proofErr w:type="spellStart"/>
-            <w:r>
-              <w:rPr>
-                <w:rFonts w:ascii="Consolas" w:eastAsia="Consolas" w:hAnsi="Consolas" w:cs="Consolas"/>
-                <w:color w:val="808080"/>
-                <w:sz w:val="19"/>
-              </w:rPr>
-              <w:t>run</w:t>
-            </w:r>
-            <w:proofErr w:type="spellEnd"/>
+              <w:t xml:space="preserve"> to run</w:t>
+            </w:r>
           </w:p>
           <w:p>
             <w:proofErr w:type="spellStart"/>
@@ -33846,11 +33819,11 @@
       </w:r>
     </w:p>
     <w:sectPr>
-      <w:headerReference w:type="even" r:id="rId11"/>
-      <w:headerReference w:type="default" r:id="rId12"/>
-      <w:footerReference w:type="even" r:id="rId13"/>
-      <w:footerReference w:type="default" r:id="rId14"/>
-      <w:headerReference w:type="first" r:id="rId15"/>
+      <w:headerReference w:type="even" r:id="rId12"/>
+      <w:headerReference w:type="default" r:id="rId13"/>
+      <w:footerReference w:type="even" r:id="rId14"/>
+      <w:footerReference w:type="default" r:id="rId15"/>
+      <w:headerReference w:type="first" r:id="rId16"/>
       <w:pgSz w:w="12240" w:h="15840"/>
       <w:pgMar w:top="1440" w:right="1440" w:bottom="1996" w:left="1440" w:header="0" w:footer="1440" w:gutter="0"/>
       <w:cols w:space="708"/>
@@ -34074,7 +34047,7 @@
       <w:rPr>
         <w:noProof/>
       </w:rPr>
-      <w:pict w14:anchorId="4B1F371E">
+      <w:pict w14:anchorId="5611881A">
         <v:shapetype id="_x0000_t75" coordsize="21600,21600" o:spt="75" o:preferrelative="t" path="m@4@5l@4@11@9@11@9@5xe" filled="f" stroked="f">
           <v:stroke joinstyle="miter"/>
           <v:formulas>
@@ -34094,9 +34067,8 @@
           <v:path o:extrusionok="f" gradientshapeok="t" o:connecttype="rect"/>
           <o:lock v:ext="edit" aspectratio="t"/>
         </v:shapetype>
-        <v:shape id="WordPictureWatermark313556079" o:spid="_x0000_s1038" type="#_x0000_t75" style="position:absolute;margin-left:0;margin-top:0;width:466.95pt;height:449.15pt;z-index:-251657216;mso-position-horizontal:center;mso-position-horizontal-relative:margin;mso-position-vertical:center;mso-position-vertical-relative:margin" o:allowincell="f">
+        <v:shape id="WordPictureWatermark1250156532" o:spid="_x0000_s1050" type="#_x0000_t75" style="position:absolute;margin-left:0;margin-top:0;width:466.95pt;height:449.15pt;z-index:-251657216;mso-position-horizontal:center;mso-position-horizontal-relative:margin;mso-position-vertical:center;mso-position-vertical-relative:margin" o:allowincell="f">
           <v:imagedata r:id="rId1" o:title="BANNER"/>
-          <w10:wrap anchorx="margin" anchory="margin"/>
         </v:shape>
       </w:pict>
     </w:r>
@@ -34114,7 +34086,7 @@
       <w:rPr>
         <w:noProof/>
       </w:rPr>
-      <w:pict w14:anchorId="4DCEB362">
+      <w:pict w14:anchorId="68C737CB">
         <v:shapetype id="_x0000_t75" coordsize="21600,21600" o:spt="75" o:preferrelative="t" path="m@4@5l@4@11@9@11@9@5xe" filled="f" stroked="f">
           <v:stroke joinstyle="miter"/>
           <v:formulas>
@@ -34134,9 +34106,8 @@
           <v:path o:extrusionok="f" gradientshapeok="t" o:connecttype="rect"/>
           <o:lock v:ext="edit" aspectratio="t"/>
         </v:shapetype>
-        <v:shape id="WordPictureWatermark313556078" o:spid="_x0000_s1037" type="#_x0000_t75" style="position:absolute;margin-left:0;margin-top:0;width:466.95pt;height:449.15pt;z-index:-251658240;mso-position-horizontal:center;mso-position-horizontal-relative:margin;mso-position-vertical:center;mso-position-vertical-relative:margin" o:allowincell="f">
+        <v:shape id="WordPictureWatermark1250156533" o:spid="_x0000_s1051" type="#_x0000_t75" style="position:absolute;margin-left:0;margin-top:0;width:466.95pt;height:449.15pt;z-index:-251656192;mso-position-horizontal:center;mso-position-horizontal-relative:margin;mso-position-vertical:center;mso-position-vertical-relative:margin" o:allowincell="f">
           <v:imagedata r:id="rId1" o:title="BANNER"/>
-          <w10:wrap anchorx="margin" anchory="margin"/>
         </v:shape>
       </w:pict>
     </w:r>
@@ -34154,7 +34125,7 @@
       <w:rPr>
         <w:noProof/>
       </w:rPr>
-      <w:pict w14:anchorId="0342A474">
+      <w:pict w14:anchorId="4A4FFFAB">
         <v:shapetype id="_x0000_t75" coordsize="21600,21600" o:spt="75" o:preferrelative="t" path="m@4@5l@4@11@9@11@9@5xe" filled="f" stroked="f">
           <v:stroke joinstyle="miter"/>
           <v:formulas>
@@ -34174,9 +34145,8 @@
           <v:path o:extrusionok="f" gradientshapeok="t" o:connecttype="rect"/>
           <o:lock v:ext="edit" aspectratio="t"/>
         </v:shapetype>
-        <v:shape id="WordPictureWatermark313556082" o:spid="_x0000_s1041" type="#_x0000_t75" style="position:absolute;margin-left:0;margin-top:0;width:466.95pt;height:449.15pt;z-index:-251654144;mso-position-horizontal:center;mso-position-horizontal-relative:margin;mso-position-vertical:center;mso-position-vertical-relative:margin" o:allowincell="f">
+        <v:shape id="WordPictureWatermark1250156531" o:spid="_x0000_s1049" type="#_x0000_t75" style="position:absolute;margin-left:0;margin-top:0;width:466.95pt;height:449.15pt;z-index:-251658240;mso-position-horizontal:center;mso-position-horizontal-relative:margin;mso-position-vertical:center;mso-position-vertical-relative:margin" o:allowincell="f">
           <v:imagedata r:id="rId1" o:title="BANNER"/>
-          <w10:wrap anchorx="margin" anchory="margin"/>
         </v:shape>
       </w:pict>
     </w:r>
@@ -34194,7 +34164,7 @@
       <w:rPr>
         <w:noProof/>
       </w:rPr>
-      <w:pict w14:anchorId="0B7730FC">
+      <w:pict w14:anchorId="62698142">
         <v:shapetype id="_x0000_t75" coordsize="21600,21600" o:spt="75" o:preferrelative="t" path="m@4@5l@4@11@9@11@9@5xe" filled="f" stroked="f">
           <v:stroke joinstyle="miter"/>
           <v:formulas>
@@ -34214,9 +34184,8 @@
           <v:path o:extrusionok="f" gradientshapeok="t" o:connecttype="rect"/>
           <o:lock v:ext="edit" aspectratio="t"/>
         </v:shapetype>
-        <v:shape id="WordPictureWatermark313556083" o:spid="_x0000_s1042" type="#_x0000_t75" style="position:absolute;margin-left:0;margin-top:0;width:466.95pt;height:449.15pt;z-index:-251653120;mso-position-horizontal:center;mso-position-horizontal-relative:margin;mso-position-vertical:center;mso-position-vertical-relative:margin" o:allowincell="f">
+        <v:shape id="WordPictureWatermark1250156535" o:spid="_x0000_s1053" type="#_x0000_t75" style="position:absolute;margin-left:0;margin-top:0;width:466.95pt;height:449.15pt;z-index:-251654144;mso-position-horizontal:center;mso-position-horizontal-relative:margin;mso-position-vertical:center;mso-position-vertical-relative:margin" o:allowincell="f">
           <v:imagedata r:id="rId1" o:title="BANNER"/>
-          <w10:wrap anchorx="margin" anchory="margin"/>
         </v:shape>
       </w:pict>
     </w:r>
@@ -34234,7 +34203,7 @@
       <w:rPr>
         <w:noProof/>
       </w:rPr>
-      <w:pict w14:anchorId="534E6918">
+      <w:pict w14:anchorId="3B9889B3">
         <v:shapetype id="_x0000_t75" coordsize="21600,21600" o:spt="75" o:preferrelative="t" path="m@4@5l@4@11@9@11@9@5xe" filled="f" stroked="f">
           <v:stroke joinstyle="miter"/>
           <v:formulas>
@@ -34254,9 +34223,47 @@
           <v:path o:extrusionok="f" gradientshapeok="t" o:connecttype="rect"/>
           <o:lock v:ext="edit" aspectratio="t"/>
         </v:shapetype>
-        <v:shape id="WordPictureWatermark313556081" o:spid="_x0000_s1040" type="#_x0000_t75" style="position:absolute;margin-left:0;margin-top:0;width:466.95pt;height:449.15pt;z-index:-251655168;mso-position-horizontal:center;mso-position-horizontal-relative:margin;mso-position-vertical:center;mso-position-vertical-relative:margin" o:allowincell="f">
+        <v:shape id="WordPictureWatermark1250156536" o:spid="_x0000_s1054" type="#_x0000_t75" style="position:absolute;margin-left:0;margin-top:0;width:466.95pt;height:449.15pt;z-index:-251653120;mso-position-horizontal:center;mso-position-horizontal-relative:margin;mso-position-vertical:center;mso-position-vertical-relative:margin" o:allowincell="f">
           <v:imagedata r:id="rId1" o:title="BANNER"/>
-          <w10:wrap anchorx="margin" anchory="margin"/>
+        </v:shape>
+      </w:pict>
+    </w:r>
+  </w:p>
+</w:hdr>
+</file>
+
+<file path=word/header6.xml><?xml version="1.0" encoding="utf-8"?>
+<w:hdr xmlns:wpc="http://schemas.microsoft.com/office/word/2010/wordprocessingCanvas" xmlns:cx="http://schemas.microsoft.com/office/drawing/2014/chartex" xmlns:cx1="http://schemas.microsoft.com/office/drawing/2015/9/8/chartex" xmlns:cx2="http://schemas.microsoft.com/office/drawing/2015/10/21/chartex" xmlns:cx3="http://schemas.microsoft.com/office/drawing/2016/5/9/chartex" xmlns:cx4="http://schemas.microsoft.com/office/drawing/2016/5/10/chartex" xmlns:cx5="http://schemas.microsoft.com/office/drawing/2016/5/11/chartex" xmlns:cx6="http://schemas.microsoft.com/office/drawing/2016/5/12/chartex" xmlns:cx7="http://schemas.microsoft.com/office/drawing/2016/5/13/chartex" xmlns:cx8="http://schemas.microsoft.com/office/drawing/2016/5/14/chartex" xmlns:mc="http://schemas.openxmlformats.org/markup-compatibility/2006" xmlns:aink="http://schemas.microsoft.com/office/drawing/2016/ink" xmlns:am3d="http://schemas.microsoft.com/office/drawing/2017/model3d" xmlns:o="urn:schemas-microsoft-com:office:office" xmlns:oel="http://schemas.microsoft.com/office/2019/extlst" xmlns:r="http://schemas.openxmlformats.org/officeDocument/2006/relationships" xmlns:m="http://schemas.openxmlformats.org/officeDocument/2006/math" xmlns:v="urn:schemas-microsoft-com:vml" xmlns:wp14="http://schemas.microsoft.com/office/word/2010/wordprocessingDrawing" xmlns:wp="http://schemas.openxmlformats.org/drawingml/2006/wordprocessingDrawing" xmlns:w10="urn:schemas-microsoft-com:office:word" xmlns:w="http://schemas.openxmlformats.org/wordprocessingml/2006/main" xmlns:w14="http://schemas.microsoft.com/office/word/2010/wordml" xmlns:w15="http://schemas.microsoft.com/office/word/2012/wordml" xmlns:w16cex="http://schemas.microsoft.com/office/word/2018/wordml/cex" xmlns:w16cid="http://schemas.microsoft.com/office/word/2016/wordml/cid" xmlns:w16="http://schemas.microsoft.com/office/word/2018/wordml" xmlns:w16du="http://schemas.microsoft.com/office/word/2023/wordml/word16du" xmlns:w16sdtdh="http://schemas.microsoft.com/office/word/2020/wordml/sdtdatahash" xmlns:w16sdtfl="http://schemas.microsoft.com/office/word/2024/wordml/sdtformatlock" xmlns:w16se="http://schemas.microsoft.com/office/word/2015/wordml/symex" xmlns:wpg="http://schemas.microsoft.com/office/word/2010/wordprocessingGroup" xmlns:wpi="http://schemas.microsoft.com/office/word/2010/wordprocessingInk" xmlns:wne="http://schemas.microsoft.com/office/word/2006/wordml" xmlns:wps="http://schemas.microsoft.com/office/word/2010/wordprocessingShape" mc:Ignorable="w14 w15 w16se w16cid w16 w16cex w16sdtdh w16sdtfl w16du wp14">
+  <w:p>
+    <w:pPr>
+      <w:pStyle w:val="stBilgi"/>
+    </w:pPr>
+    <w:r>
+      <w:rPr>
+        <w:noProof/>
+      </w:rPr>
+      <w:pict w14:anchorId="4BB35766">
+        <v:shapetype id="_x0000_t75" coordsize="21600,21600" o:spt="75" o:preferrelative="t" path="m@4@5l@4@11@9@11@9@5xe" filled="f" stroked="f">
+          <v:stroke joinstyle="miter"/>
+          <v:formulas>
+            <v:f eqn="if lineDrawn pixelLineWidth 0"/>
+            <v:f eqn="sum @0 1 0"/>
+            <v:f eqn="sum 0 0 @1"/>
+            <v:f eqn="prod @2 1 2"/>
+            <v:f eqn="prod @3 21600 pixelWidth"/>
+            <v:f eqn="prod @3 21600 pixelHeight"/>
+            <v:f eqn="sum @0 0 1"/>
+            <v:f eqn="prod @6 1 2"/>
+            <v:f eqn="prod @7 21600 pixelWidth"/>
+            <v:f eqn="sum @8 21600 0"/>
+            <v:f eqn="prod @7 21600 pixelHeight"/>
+            <v:f eqn="sum @10 21600 0"/>
+          </v:formulas>
+          <v:path o:extrusionok="f" gradientshapeok="t" o:connecttype="rect"/>
+          <o:lock v:ext="edit" aspectratio="t"/>
+        </v:shapetype>
+        <v:shape id="WordPictureWatermark1250156534" o:spid="_x0000_s1052" type="#_x0000_t75" style="position:absolute;margin-left:0;margin-top:0;width:466.95pt;height:449.15pt;z-index:-251655168;mso-position-horizontal:center;mso-position-horizontal-relative:margin;mso-position-vertical:center;mso-position-vertical-relative:margin" o:allowincell="f">
+          <v:imagedata r:id="rId1" o:title="BANNER"/>
         </v:shape>
       </w:pict>
     </w:r>
